--- a/系统集成项目管理工程师/核心理论记忆点汇总.docx
+++ b/系统集成项目管理工程师/核心理论记忆点汇总.docx
@@ -9056,7 +9056,7 @@
         <w:snapToGrid/>
         <w:spacing w:line="194" w:lineRule="auto"/>
         <w:rPr>
-          <w:rFonts w:ascii="等线" w:eastAsia="等线" w:hAnsi="等线" w:cs="楷体" w:hint="eastAsia"/>
+          <w:rFonts w:ascii="等线" w:eastAsia="等线" w:hAnsi="等线" w:cs="楷体"/>
           <w:color w:val="auto"/>
           <w:sz w:val="15"/>
           <w:szCs w:val="15"/>
@@ -24661,6 +24661,7 @@
           <w:bCs/>
           <w:sz w:val="15"/>
           <w:szCs w:val="15"/>
+          <w:u w:val="single"/>
           <w:lang w:eastAsia="zh-CN"/>
         </w:rPr>
         <w:t>结构化、原型法、面向对象、面</w:t>
@@ -24673,6 +24674,7 @@
           <w:spacing w:val="-1"/>
           <w:sz w:val="15"/>
           <w:szCs w:val="15"/>
+          <w:u w:val="single"/>
           <w:lang w:eastAsia="zh-CN"/>
         </w:rPr>
         <w:t>向服务</w:t>
@@ -24896,13 +24898,23 @@
       </w:r>
       <w:r>
         <w:rPr>
+          <w:rFonts w:ascii="等线" w:eastAsia="等线" w:hAnsi="等线" w:cs="Times New Roman" w:hint="eastAsia"/>
+          <w:spacing w:val="-1"/>
+          <w:sz w:val="15"/>
+          <w:szCs w:val="15"/>
+          <w:lang w:eastAsia="zh-CN"/>
+        </w:rPr>
+        <w:t>1</w:t>
+      </w:r>
+      <w:r>
+        <w:rPr>
           <w:rFonts w:ascii="等线" w:eastAsia="等线" w:hAnsi="等线" w:cs="Times New Roman"/>
           <w:spacing w:val="-1"/>
           <w:sz w:val="15"/>
           <w:szCs w:val="15"/>
           <w:lang w:eastAsia="zh-CN"/>
         </w:rPr>
-        <w:t>1</w:t>
+        <w:t>）</w:t>
       </w:r>
       <w:r>
         <w:rPr>
@@ -24912,7 +24924,7 @@
           <w:szCs w:val="15"/>
           <w:lang w:eastAsia="zh-CN"/>
         </w:rPr>
-        <w:t>）投资必要性（</w:t>
+        <w:t>投资必要性（</w:t>
       </w:r>
       <w:r>
         <w:rPr>
@@ -24962,7 +24974,7 @@
           <w:szCs w:val="15"/>
           <w:lang w:eastAsia="zh-CN"/>
         </w:rPr>
-        <w:t xml:space="preserve"> 性（</w:t>
+        <w:t>性（</w:t>
       </w:r>
       <w:r>
         <w:rPr>
@@ -25211,15 +25223,6 @@
       <w:r>
         <w:rPr>
           <w:rFonts w:ascii="等线" w:eastAsia="等线" w:hAnsi="等线" w:hint="eastAsia"/>
-          <w:sz w:val="15"/>
-          <w:szCs w:val="15"/>
-          <w:lang w:eastAsia="zh-CN"/>
-        </w:rPr>
-        <w:t xml:space="preserve"> </w:t>
-      </w:r>
-      <w:r>
-        <w:rPr>
-          <w:rFonts w:ascii="等线" w:eastAsia="等线" w:hAnsi="等线" w:hint="eastAsia"/>
           <w:spacing w:val="-7"/>
           <w:sz w:val="15"/>
           <w:szCs w:val="15"/>
@@ -25377,7 +25380,7 @@
           <w:szCs w:val="15"/>
           <w:lang w:eastAsia="zh-CN"/>
         </w:rPr>
-        <w:t xml:space="preserve"> 的逻辑模型（</w:t>
+        <w:t>的逻辑模型（</w:t>
       </w:r>
       <w:r>
         <w:rPr>
@@ -25464,7 +25467,7 @@
           <w:szCs w:val="15"/>
           <w:lang w:eastAsia="zh-CN"/>
         </w:rPr>
-        <w:t xml:space="preserve">）递交 </w:t>
+        <w:t>）递交</w:t>
       </w:r>
       <w:r>
         <w:rPr>
@@ -28437,7 +28440,17 @@
           <w:szCs w:val="15"/>
           <w:lang w:eastAsia="zh-CN"/>
         </w:rPr>
-        <w:t>）先沟通，书面申请；</w:t>
+        <w:t>）先沟通</w:t>
+      </w:r>
+      <w:r>
+        <w:rPr>
+          <w:rFonts w:ascii="等线" w:eastAsia="等线" w:hAnsi="等线" w:hint="eastAsia"/>
+          <w:spacing w:val="-15"/>
+          <w:sz w:val="15"/>
+          <w:szCs w:val="15"/>
+          <w:lang w:eastAsia="zh-CN"/>
+        </w:rPr>
+        <w:t>书面申请；</w:t>
       </w:r>
     </w:p>
     <w:p>
@@ -28563,16 +28576,6 @@
           <w:lang w:eastAsia="zh-CN"/>
         </w:rPr>
         <w:t>CCB</w:t>
-      </w:r>
-      <w:r>
-        <w:rPr>
-          <w:rFonts w:ascii="等线" w:eastAsia="等线" w:hAnsi="等线" w:cs="Calibri"/>
-          <w:spacing w:val="19"/>
-          <w:sz w:val="15"/>
-          <w:szCs w:val="15"/>
-          <w:lang w:eastAsia="zh-CN"/>
-        </w:rPr>
-        <w:t xml:space="preserve"> </w:t>
       </w:r>
       <w:r>
         <w:rPr>
@@ -28765,27 +28768,7 @@
           <w:szCs w:val="15"/>
           <w:lang w:eastAsia="zh-CN"/>
         </w:rPr>
-        <w:t>项目文件，</w:t>
-      </w:r>
-      <w:r>
-        <w:rPr>
-          <w:rFonts w:ascii="等线" w:eastAsia="等线" w:hAnsi="等线" w:hint="eastAsia"/>
-          <w:spacing w:val="34"/>
-          <w:sz w:val="15"/>
-          <w:szCs w:val="15"/>
-          <w:lang w:eastAsia="zh-CN"/>
-        </w:rPr>
-        <w:t xml:space="preserve"> </w:t>
-      </w:r>
-      <w:r>
-        <w:rPr>
-          <w:rFonts w:ascii="等线" w:eastAsia="等线" w:hAnsi="等线" w:hint="eastAsia"/>
-          <w:spacing w:val="-15"/>
-          <w:sz w:val="15"/>
-          <w:szCs w:val="15"/>
-          <w:lang w:eastAsia="zh-CN"/>
-        </w:rPr>
-        <w:t>并通知干系人；</w:t>
+        <w:t>项目文件，并通知干系人；</w:t>
       </w:r>
     </w:p>
     <w:p>
@@ -29879,17 +29862,6 @@
       </w:r>
       <w:r>
         <w:rPr>
-          <w:rFonts w:ascii="等线" w:eastAsia="等线" w:hAnsi="等线" w:cs="Times New Roman"/>
-          <w:spacing w:val="13"/>
-          <w:w w:val="101"/>
-          <w:sz w:val="15"/>
-          <w:szCs w:val="15"/>
-          <w:lang w:eastAsia="zh-CN"/>
-        </w:rPr>
-        <w:t xml:space="preserve">  </w:t>
-      </w:r>
-      <w:r>
-        <w:rPr>
           <w:rFonts w:ascii="等线" w:eastAsia="等线" w:hAnsi="等线" w:hint="eastAsia"/>
           <w:spacing w:val="-3"/>
           <w:sz w:val="15"/>
@@ -31395,29 +31367,7 @@
           <w:szCs w:val="15"/>
           <w:lang w:eastAsia="zh-CN"/>
         </w:rPr>
-        <w:t>）赶工， 投入更多的资源或增加工作时间，</w:t>
-      </w:r>
-      <w:r>
-        <w:rPr>
-          <w:rFonts w:ascii="等线" w:eastAsia="等线" w:hAnsi="等线" w:hint="eastAsia"/>
-          <w:spacing w:val="41"/>
-          <w:position w:val="7"/>
-          <w:sz w:val="15"/>
-          <w:szCs w:val="15"/>
-          <w:lang w:eastAsia="zh-CN"/>
-        </w:rPr>
-        <w:t xml:space="preserve"> </w:t>
-      </w:r>
-      <w:r>
-        <w:rPr>
-          <w:rFonts w:ascii="等线" w:eastAsia="等线" w:hAnsi="等线" w:hint="eastAsia"/>
-          <w:spacing w:val="-8"/>
-          <w:position w:val="7"/>
-          <w:sz w:val="15"/>
-          <w:szCs w:val="15"/>
-          <w:lang w:eastAsia="zh-CN"/>
-        </w:rPr>
-        <w:t>以缩短关键活动的工期</w:t>
+        <w:t>）赶工， 投入更多的资源或增加工作时间，以缩短关键活动的工期</w:t>
       </w:r>
       <w:r>
         <w:rPr>
@@ -31908,27 +31858,7 @@
           <w:szCs w:val="15"/>
           <w:lang w:eastAsia="zh-CN"/>
         </w:rPr>
-        <w:t>）确定项目里程碑，</w:t>
-      </w:r>
-      <w:r>
-        <w:rPr>
-          <w:rFonts w:ascii="等线" w:eastAsia="等线" w:hAnsi="等线" w:hint="eastAsia"/>
-          <w:spacing w:val="71"/>
-          <w:sz w:val="15"/>
-          <w:szCs w:val="15"/>
-          <w:lang w:eastAsia="zh-CN"/>
-        </w:rPr>
-        <w:t xml:space="preserve"> </w:t>
-      </w:r>
-      <w:r>
-        <w:rPr>
-          <w:rFonts w:ascii="等线" w:eastAsia="等线" w:hAnsi="等线" w:hint="eastAsia"/>
-          <w:spacing w:val="-10"/>
-          <w:sz w:val="15"/>
-          <w:szCs w:val="15"/>
-          <w:lang w:eastAsia="zh-CN"/>
-        </w:rPr>
-        <w:t>并建立有效的评审机制；</w:t>
+        <w:t>）确定项目里程碑，并建立有效的评审机制；</w:t>
       </w:r>
     </w:p>
     <w:p>
@@ -34105,15 +34035,6 @@
           <w:lang w:eastAsia="zh-CN"/>
         </w:rPr>
         <w:t>）资源限</w:t>
-      </w:r>
-      <w:r>
-        <w:rPr>
-          <w:rFonts w:ascii="等线" w:eastAsia="等线" w:hAnsi="等线" w:hint="eastAsia"/>
-          <w:sz w:val="15"/>
-          <w:szCs w:val="15"/>
-          <w:lang w:eastAsia="zh-CN"/>
-        </w:rPr>
-        <w:t xml:space="preserve"> </w:t>
       </w:r>
       <w:r>
         <w:rPr>
@@ -35801,6 +35722,7 @@
       <w:r>
         <w:rPr>
           <w:rFonts w:ascii="等线" w:eastAsia="等线" w:hAnsi="等线" w:cs="Calibri"/>
+          <w:b/>
           <w:spacing w:val="-4"/>
           <w:position w:val="8"/>
           <w:sz w:val="15"/>
@@ -35808,18 +35730,6 @@
           <w:lang w:eastAsia="zh-CN"/>
         </w:rPr>
         <w:t>PDCA</w:t>
-      </w:r>
-      <w:r>
-        <w:rPr>
-          <w:rFonts w:ascii="等线" w:eastAsia="等线" w:hAnsi="等线" w:cs="Calibri"/>
-          <w:spacing w:val="30"/>
-          <w:w w:val="101"/>
-          <w:position w:val="8"/>
-          <w:sz w:val="15"/>
-          <w:szCs w:val="15"/>
-          <w:lang w:eastAsia="zh-CN"/>
-        </w:rPr>
-        <w:t xml:space="preserve"> </w:t>
       </w:r>
       <w:r>
         <w:rPr>
@@ -35916,7 +35826,7 @@
           <w:szCs w:val="15"/>
           <w:lang w:eastAsia="zh-CN"/>
         </w:rPr>
-        <w:t>）项目应遵循组织质量体系， 在组织的质量</w:t>
+        <w:t>）项目应遵循组织质量体系，在组织的质量</w:t>
       </w:r>
       <w:r>
         <w:rPr>
@@ -36085,26 +35995,7 @@
           <w:szCs w:val="15"/>
           <w:lang w:eastAsia="zh-CN"/>
         </w:rPr>
-        <w:t>）将实际与标</w:t>
-      </w:r>
-      <w:r>
-        <w:rPr>
-          <w:rFonts w:ascii="等线" w:eastAsia="等线" w:hAnsi="等线" w:hint="eastAsia"/>
-          <w:sz w:val="15"/>
-          <w:szCs w:val="15"/>
-          <w:lang w:eastAsia="zh-CN"/>
-        </w:rPr>
-        <w:t xml:space="preserve"> </w:t>
-      </w:r>
-      <w:r>
-        <w:rPr>
-          <w:rFonts w:ascii="等线" w:eastAsia="等线" w:hAnsi="等线" w:hint="eastAsia"/>
-          <w:spacing w:val="-9"/>
-          <w:sz w:val="15"/>
-          <w:szCs w:val="15"/>
-          <w:lang w:eastAsia="zh-CN"/>
-        </w:rPr>
-        <w:t>准对照</w:t>
+        <w:t>）将实际与标准对照</w:t>
       </w:r>
       <w:r>
         <w:rPr>
@@ -37021,7 +36912,7 @@
           <w:szCs w:val="15"/>
           <w:lang w:eastAsia="zh-CN"/>
         </w:rPr>
-        <w:t>）按项目计划开展质量活动， 使项目过程和产品符合质量要</w:t>
+        <w:t>）按项目计划开展质量活动，使项目过程和产品符合质量要</w:t>
       </w:r>
       <w:r>
         <w:rPr>
@@ -37031,7 +36922,17 @@
           <w:szCs w:val="15"/>
           <w:lang w:eastAsia="zh-CN"/>
         </w:rPr>
-        <w:t>求，即按计划做质量；</w:t>
+        <w:t>求</w:t>
+      </w:r>
+      <w:r>
+        <w:rPr>
+          <w:rFonts w:ascii="等线" w:eastAsia="等线" w:hAnsi="等线" w:hint="eastAsia"/>
+          <w:spacing w:val="-5"/>
+          <w:sz w:val="15"/>
+          <w:szCs w:val="15"/>
+          <w:lang w:eastAsia="zh-CN"/>
+        </w:rPr>
+        <w:t>即按计划做质量；</w:t>
       </w:r>
       <w:r>
         <w:rPr>
@@ -37092,7 +36993,7 @@
         <w:spacing w:before="65" w:line="220" w:lineRule="auto"/>
         <w:ind w:left="420"/>
         <w:rPr>
-          <w:rFonts w:ascii="等线" w:eastAsia="等线" w:hAnsi="等线" w:hint="eastAsia"/>
+          <w:rFonts w:ascii="等线" w:eastAsia="等线" w:hAnsi="等线"/>
           <w:sz w:val="15"/>
           <w:szCs w:val="15"/>
           <w:lang w:eastAsia="zh-CN"/>
@@ -37187,15 +37088,6 @@
           <w:lang w:eastAsia="zh-CN"/>
         </w:rPr>
         <w:t>标准上合理</w:t>
-      </w:r>
-      <w:r>
-        <w:rPr>
-          <w:rFonts w:ascii="等线" w:eastAsia="等线" w:hAnsi="等线" w:hint="eastAsia"/>
-          <w:sz w:val="15"/>
-          <w:szCs w:val="15"/>
-          <w:lang w:eastAsia="zh-CN"/>
-        </w:rPr>
-        <w:t xml:space="preserve"> </w:t>
       </w:r>
       <w:r>
         <w:rPr>
@@ -37281,16 +37173,6 @@
       </w:r>
       <w:r>
         <w:rPr>
-          <w:rFonts w:ascii="等线" w:eastAsia="等线" w:hAnsi="等线" w:hint="eastAsia"/>
-          <w:spacing w:val="71"/>
-          <w:sz w:val="15"/>
-          <w:szCs w:val="15"/>
-          <w:lang w:eastAsia="zh-CN"/>
-        </w:rPr>
-        <w:t xml:space="preserve"> </w:t>
-      </w:r>
-      <w:r>
-        <w:rPr>
           <w:rFonts w:ascii="等线" w:eastAsia="等线" w:hAnsi="等线" w:cs="Calibri"/>
           <w:b/>
           <w:bCs/>
@@ -37359,7 +37241,7 @@
           <w:szCs w:val="15"/>
           <w:lang w:eastAsia="zh-CN"/>
         </w:rPr>
-        <w:t>）按质量标准检查质量， 发现质量偏差和质量缺陷，并对不可接受的质量</w:t>
+        <w:t>）按质量标准检查质量，发现质量偏差和质量缺陷，并对不可接受的质量</w:t>
       </w:r>
       <w:r>
         <w:rPr>
@@ -37370,15 +37252,6 @@
           <w:lang w:eastAsia="zh-CN"/>
         </w:rPr>
         <w:t>偏差提出纠偏建</w:t>
-      </w:r>
-      <w:r>
-        <w:rPr>
-          <w:rFonts w:ascii="等线" w:eastAsia="等线" w:hAnsi="等线" w:hint="eastAsia"/>
-          <w:sz w:val="15"/>
-          <w:szCs w:val="15"/>
-          <w:lang w:eastAsia="zh-CN"/>
-        </w:rPr>
-        <w:t xml:space="preserve"> </w:t>
       </w:r>
       <w:r>
         <w:rPr>
@@ -37462,15 +37335,6 @@
           <w:lang w:eastAsia="zh-CN"/>
         </w:rPr>
         <w:t>格则输出核实的可交付成果，若不合格</w:t>
-      </w:r>
-      <w:r>
-        <w:rPr>
-          <w:rFonts w:ascii="等线" w:eastAsia="等线" w:hAnsi="等线" w:hint="eastAsia"/>
-          <w:sz w:val="15"/>
-          <w:szCs w:val="15"/>
-          <w:lang w:eastAsia="zh-CN"/>
-        </w:rPr>
-        <w:t xml:space="preserve"> </w:t>
       </w:r>
       <w:r>
         <w:rPr>
@@ -38909,7 +38773,7 @@
         <w:spacing w:before="62" w:line="218" w:lineRule="auto"/>
         <w:ind w:left="430"/>
         <w:rPr>
-          <w:rFonts w:ascii="等线" w:eastAsia="等线" w:hAnsi="等线" w:hint="eastAsia"/>
+          <w:rFonts w:ascii="等线" w:eastAsia="等线" w:hAnsi="等线"/>
           <w:sz w:val="15"/>
           <w:szCs w:val="15"/>
           <w:lang w:eastAsia="zh-CN"/>
@@ -38969,7 +38833,6 @@
           <w:szCs w:val="15"/>
           <w:lang w:eastAsia="zh-CN"/>
         </w:rPr>
-        <w:lastRenderedPageBreak/>
         <w:br w:type="column"/>
       </w:r>
     </w:p>
@@ -41560,16 +41423,6 @@
         </w:rPr>
         <w:t>冲突是自然的，而且要找出一个解决办法</w:t>
       </w:r>
-      <w:r>
-        <w:rPr>
-          <w:rFonts w:ascii="等线" w:eastAsia="等线" w:hAnsi="等线" w:hint="eastAsia"/>
-          <w:sz w:val="15"/>
-          <w:szCs w:val="15"/>
-          <w:u w:val="single"/>
-          <w:lang w:eastAsia="zh-CN"/>
-        </w:rPr>
-        <w:t>。</w:t>
-      </w:r>
     </w:p>
     <w:p>
       <w:pPr>
@@ -41610,16 +41463,6 @@
         </w:rPr>
         <w:t>冲突是一个团队问题，而不是某人的个人问题</w:t>
       </w:r>
-      <w:r>
-        <w:rPr>
-          <w:rFonts w:ascii="等线" w:eastAsia="等线" w:hAnsi="等线" w:hint="eastAsia"/>
-          <w:sz w:val="15"/>
-          <w:szCs w:val="15"/>
-          <w:u w:val="single"/>
-          <w:lang w:eastAsia="zh-CN"/>
-        </w:rPr>
-        <w:t>。</w:t>
-      </w:r>
     </w:p>
     <w:p>
       <w:pPr>
@@ -41641,7 +41484,7 @@
           <w:szCs w:val="15"/>
           <w:lang w:eastAsia="zh-CN"/>
         </w:rPr>
-        <w:t>③应公开地处理冲突。</w:t>
+        <w:t>③应公开地处理冲突</w:t>
       </w:r>
     </w:p>
     <w:p>
@@ -41665,7 +41508,7 @@
           <w:szCs w:val="15"/>
           <w:lang w:eastAsia="zh-CN"/>
         </w:rPr>
-        <w:t>④冲突的解决应聚焦在问题，而不是人身攻击。</w:t>
+        <w:t>④冲突的解决应聚焦在问题，而不是人身攻击</w:t>
       </w:r>
     </w:p>
     <w:p>
@@ -41688,7 +41531,17 @@
           <w:szCs w:val="15"/>
           <w:lang w:eastAsia="zh-CN"/>
         </w:rPr>
-        <w:t>⑤冲突的解决应聚焦在现在， 而不是过去。</w:t>
+        <w:t xml:space="preserve">⑤冲突的解决应聚焦在现在， </w:t>
+      </w:r>
+      <w:r>
+        <w:rPr>
+          <w:rFonts w:ascii="等线" w:eastAsia="等线" w:hAnsi="等线" w:hint="eastAsia"/>
+          <w:spacing w:val="-7"/>
+          <w:sz w:val="15"/>
+          <w:szCs w:val="15"/>
+          <w:lang w:eastAsia="zh-CN"/>
+        </w:rPr>
+        <w:t>而不是过去</w:t>
       </w:r>
     </w:p>
     <w:p>
@@ -41752,17 +41605,19 @@
           <w:rFonts w:ascii="等线" w:eastAsia="等线" w:hAnsi="等线" w:cs="Times New Roman"/>
           <w:b/>
           <w:bCs/>
+          <w:color w:val="FF0000"/>
           <w:spacing w:val="-9"/>
           <w:sz w:val="15"/>
           <w:szCs w:val="15"/>
           <w:u w:val="single"/>
           <w:lang w:eastAsia="zh-CN"/>
         </w:rPr>
-        <w:t xml:space="preserve">x  </w:t>
-      </w:r>
-      <w:r>
-        <w:rPr>
-          <w:rFonts w:ascii="等线" w:eastAsia="等线" w:hAnsi="等线" w:hint="eastAsia"/>
+        <w:t>X</w:t>
+      </w:r>
+      <w:r>
+        <w:rPr>
+          <w:rFonts w:ascii="等线" w:eastAsia="等线" w:hAnsi="等线" w:hint="eastAsia"/>
+          <w:color w:val="FF0000"/>
           <w:spacing w:val="-9"/>
           <w:sz w:val="15"/>
           <w:szCs w:val="15"/>
@@ -41778,16 +41633,6 @@
         </w:rPr>
         <w:t>理论（掌握）</w:t>
       </w:r>
-      <w:r>
-        <w:rPr>
-          <w:rFonts w:ascii="等线" w:eastAsia="等线" w:hAnsi="等线" w:hint="eastAsia"/>
-          <w:sz w:val="15"/>
-          <w:szCs w:val="15"/>
-          <w:u w:val="single"/>
-          <w:lang w:eastAsia="zh-CN"/>
-        </w:rPr>
-        <w:t xml:space="preserve">  </w:t>
-      </w:r>
     </w:p>
     <w:p>
       <w:pPr>
@@ -41875,7 +41720,7 @@
           <w:szCs w:val="15"/>
           <w:lang w:eastAsia="zh-CN"/>
         </w:rPr>
-        <w:t>）人生来就以自我为中心， 漠视组织的要求。</w:t>
+        <w:t>）人生来就以自我为中心，漠视组织的要求。</w:t>
       </w:r>
     </w:p>
     <w:p>
@@ -42078,6 +41923,7 @@
           <w:rFonts w:ascii="等线" w:eastAsia="等线" w:hAnsi="等线" w:cs="Times New Roman"/>
           <w:b/>
           <w:bCs/>
+          <w:color w:val="FF0000"/>
           <w:spacing w:val="-14"/>
           <w:sz w:val="15"/>
           <w:szCs w:val="15"/>
@@ -42089,6 +41935,7 @@
       <w:r>
         <w:rPr>
           <w:rFonts w:ascii="等线" w:eastAsia="等线" w:hAnsi="等线" w:hint="eastAsia"/>
+          <w:color w:val="FF0000"/>
           <w:spacing w:val="-14"/>
           <w:sz w:val="15"/>
           <w:szCs w:val="15"/>
@@ -42375,15 +42222,6 @@
       <w:r>
         <w:rPr>
           <w:rFonts w:ascii="等线" w:eastAsia="等线" w:hAnsi="等线" w:hint="eastAsia"/>
-          <w:sz w:val="15"/>
-          <w:szCs w:val="15"/>
-          <w:lang w:eastAsia="zh-CN"/>
-        </w:rPr>
-        <w:t xml:space="preserve"> </w:t>
-      </w:r>
-      <w:r>
-        <w:rPr>
-          <w:rFonts w:ascii="等线" w:eastAsia="等线" w:hAnsi="等线" w:hint="eastAsia"/>
           <w:spacing w:val="-2"/>
           <w:sz w:val="15"/>
           <w:szCs w:val="15"/>
@@ -42512,7 +42350,7 @@
           <w:szCs w:val="15"/>
           <w:lang w:eastAsia="zh-CN"/>
         </w:rPr>
-        <w:t>对衣食住行等需求， 常见的激励措施：</w:t>
+        <w:t>对衣食住行等需求，常见的激励措施：</w:t>
       </w:r>
       <w:r>
         <w:rPr>
@@ -42647,27 +42485,7 @@
           <w:szCs w:val="15"/>
           <w:lang w:eastAsia="zh-CN"/>
         </w:rPr>
-        <w:t>的需求。常</w:t>
-      </w:r>
-      <w:r>
-        <w:rPr>
-          <w:rFonts w:ascii="等线" w:eastAsia="等线" w:hAnsi="等线" w:hint="eastAsia"/>
-          <w:spacing w:val="1"/>
-          <w:sz w:val="15"/>
-          <w:szCs w:val="15"/>
-          <w:lang w:eastAsia="zh-CN"/>
-        </w:rPr>
-        <w:t xml:space="preserve"> </w:t>
-      </w:r>
-      <w:r>
-        <w:rPr>
-          <w:rFonts w:ascii="等线" w:eastAsia="等线" w:hAnsi="等线" w:hint="eastAsia"/>
-          <w:spacing w:val="-1"/>
-          <w:sz w:val="15"/>
-          <w:szCs w:val="15"/>
-          <w:lang w:eastAsia="zh-CN"/>
-        </w:rPr>
-        <w:t>见的激励措施：养老保险、医疗保障、长期劳动合同、意外保险、失业保险等。</w:t>
+        <w:t>的需求。常见的激励措施：养老保险、医疗保障、长期劳动合同、意外保险、失业保险等。</w:t>
       </w:r>
     </w:p>
     <w:p>
@@ -42894,16 +42712,27 @@
           <w:szCs w:val="15"/>
           <w:lang w:eastAsia="zh-CN"/>
         </w:rPr>
-        <w:t>自尊心和荣誉感。常见的激励措施： 荣誉性的奖励，形象、士也位的提升，</w:t>
-      </w:r>
-      <w:r>
-        <w:rPr>
-          <w:rFonts w:ascii="等线" w:eastAsia="等线" w:hAnsi="等线" w:hint="eastAsia"/>
-          <w:sz w:val="15"/>
-          <w:szCs w:val="15"/>
-          <w:lang w:eastAsia="zh-CN"/>
-        </w:rPr>
-        <w:t xml:space="preserve"> </w:t>
+        <w:t xml:space="preserve">自尊心和荣誉感。常见的激励措施： </w:t>
+      </w:r>
+      <w:r>
+        <w:rPr>
+          <w:rFonts w:ascii="等线" w:eastAsia="等线" w:hAnsi="等线" w:hint="eastAsia"/>
+          <w:spacing w:val="-5"/>
+          <w:sz w:val="15"/>
+          <w:szCs w:val="15"/>
+          <w:lang w:eastAsia="zh-CN"/>
+        </w:rPr>
+        <w:t>荣誉性的奖励</w:t>
+      </w:r>
+      <w:r>
+        <w:rPr>
+          <w:rFonts w:ascii="等线" w:eastAsia="等线" w:hAnsi="等线" w:hint="eastAsia"/>
+          <w:spacing w:val="-5"/>
+          <w:sz w:val="15"/>
+          <w:szCs w:val="15"/>
+          <w:lang w:eastAsia="zh-CN"/>
+        </w:rPr>
+        <w:t>形象、士也位的提升，</w:t>
       </w:r>
       <w:r>
         <w:rPr>
@@ -42913,27 +42742,7 @@
           <w:szCs w:val="15"/>
           <w:lang w:eastAsia="zh-CN"/>
         </w:rPr>
-        <w:t>颁发奖章，</w:t>
-      </w:r>
-      <w:r>
-        <w:rPr>
-          <w:rFonts w:ascii="等线" w:eastAsia="等线" w:hAnsi="等线" w:hint="eastAsia"/>
-          <w:spacing w:val="54"/>
-          <w:sz w:val="15"/>
-          <w:szCs w:val="15"/>
-          <w:lang w:eastAsia="zh-CN"/>
-        </w:rPr>
-        <w:t xml:space="preserve"> </w:t>
-      </w:r>
-      <w:r>
-        <w:rPr>
-          <w:rFonts w:ascii="等线" w:eastAsia="等线" w:hAnsi="等线" w:hint="eastAsia"/>
-          <w:spacing w:val="-12"/>
-          <w:sz w:val="15"/>
-          <w:szCs w:val="15"/>
-          <w:lang w:eastAsia="zh-CN"/>
-        </w:rPr>
-        <w:t>作为导师培训别人等。</w:t>
+        <w:t>颁发奖章，作为导师培训别人等。</w:t>
       </w:r>
     </w:p>
     <w:p>
@@ -43040,30 +42849,12 @@
       <w:r>
         <w:rPr>
           <w:rFonts w:ascii="等线" w:eastAsia="等线" w:hAnsi="等线" w:hint="eastAsia"/>
-          <w:sz w:val="15"/>
-          <w:szCs w:val="15"/>
-          <w:lang w:eastAsia="zh-CN"/>
-        </w:rPr>
-        <w:t xml:space="preserve"> </w:t>
-      </w:r>
-      <w:r>
-        <w:rPr>
-          <w:rFonts w:ascii="等线" w:eastAsia="等线" w:hAnsi="等线" w:hint="eastAsia"/>
           <w:spacing w:val="1"/>
           <w:sz w:val="15"/>
           <w:szCs w:val="15"/>
           <w:lang w:eastAsia="zh-CN"/>
         </w:rPr>
         <w:t>望的人物。常见的激励措施：给他更多的空间让他负责、让他成为智囊团、参与决策、参与</w:t>
-      </w:r>
-      <w:r>
-        <w:rPr>
-          <w:rFonts w:ascii="等线" w:eastAsia="等线" w:hAnsi="等线" w:hint="eastAsia"/>
-          <w:sz w:val="15"/>
-          <w:szCs w:val="15"/>
-          <w:lang w:eastAsia="zh-CN"/>
-        </w:rPr>
-        <w:t xml:space="preserve"> </w:t>
       </w:r>
       <w:r>
         <w:rPr>
@@ -43237,7 +43028,7 @@
           <w:szCs w:val="15"/>
           <w:lang w:eastAsia="zh-CN"/>
         </w:rPr>
-        <w:t xml:space="preserve">5  </w:t>
+        <w:t xml:space="preserve">5 </w:t>
       </w:r>
       <w:r>
         <w:rPr>
@@ -45046,6 +44837,19 @@
         </w:rPr>
         <w:t xml:space="preserve"> </w:t>
       </w:r>
+    </w:p>
+    <w:p>
+      <w:pPr>
+        <w:pStyle w:val="a5"/>
+        <w:spacing w:before="68" w:line="244" w:lineRule="auto"/>
+        <w:ind w:left="428" w:right="1118"/>
+        <w:rPr>
+          <w:rFonts w:ascii="等线" w:eastAsia="等线" w:hAnsi="等线"/>
+          <w:sz w:val="15"/>
+          <w:szCs w:val="15"/>
+          <w:lang w:eastAsia="zh-CN"/>
+        </w:rPr>
+      </w:pPr>
       <w:r>
         <w:rPr>
           <w:rFonts w:ascii="等线" w:eastAsia="等线" w:hAnsi="等线" w:hint="eastAsia"/>
@@ -45288,15 +45092,6 @@
       <w:r>
         <w:rPr>
           <w:rFonts w:ascii="等线" w:eastAsia="等线" w:hAnsi="等线" w:hint="eastAsia"/>
-          <w:sz w:val="15"/>
-          <w:szCs w:val="15"/>
-          <w:lang w:eastAsia="zh-CN"/>
-        </w:rPr>
-        <w:t xml:space="preserve"> </w:t>
-      </w:r>
-      <w:r>
-        <w:rPr>
-          <w:rFonts w:ascii="等线" w:eastAsia="等线" w:hAnsi="等线" w:hint="eastAsia"/>
           <w:spacing w:val="-13"/>
           <w:sz w:val="15"/>
           <w:szCs w:val="15"/>
@@ -49965,6 +49760,8 @@
         </w:rPr>
         <w:t>）建立和控制基线；</w:t>
       </w:r>
+      <w:bookmarkStart w:id="0" w:name="_GoBack"/>
+      <w:bookmarkEnd w:id="0"/>
     </w:p>
     <w:p>
       <w:pPr>
@@ -50180,7 +49977,28 @@
           <w:szCs w:val="15"/>
           <w:lang w:eastAsia="zh-CN"/>
         </w:rPr>
-        <w:t>、配置库可以分开发库、受控库、产品库.</w:t>
+        <w:t>、配置库可以分</w:t>
+      </w:r>
+      <w:r>
+        <w:rPr>
+          <w:rFonts w:ascii="等线" w:eastAsia="等线" w:hAnsi="等线" w:hint="eastAsia"/>
+          <w:spacing w:val="4"/>
+          <w:sz w:val="15"/>
+          <w:szCs w:val="15"/>
+          <w:u w:val="single"/>
+          <w:lang w:eastAsia="zh-CN"/>
+        </w:rPr>
+        <w:t>开发库、受控库、产品库</w:t>
+      </w:r>
+      <w:r>
+        <w:rPr>
+          <w:rFonts w:ascii="等线" w:eastAsia="等线" w:hAnsi="等线" w:hint="eastAsia"/>
+          <w:spacing w:val="4"/>
+          <w:sz w:val="15"/>
+          <w:szCs w:val="15"/>
+          <w:lang w:eastAsia="zh-CN"/>
+        </w:rPr>
+        <w:t>.</w:t>
       </w:r>
     </w:p>
     <w:p>
@@ -50383,7 +50201,7 @@
       <w:pPr>
         <w:spacing w:line="297" w:lineRule="auto"/>
         <w:rPr>
-          <w:rFonts w:ascii="等线" w:eastAsia="等线" w:hAnsi="等线" w:hint="eastAsia"/>
+          <w:rFonts w:ascii="等线" w:eastAsia="等线" w:hAnsi="等线"/>
           <w:sz w:val="15"/>
           <w:szCs w:val="15"/>
           <w:lang w:eastAsia="zh-CN"/>
@@ -51450,16 +51268,6 @@
       <w:r>
         <w:rPr>
           <w:rFonts w:ascii="等线" w:eastAsia="等线" w:hAnsi="等线" w:hint="eastAsia"/>
-          <w:spacing w:val="66"/>
-          <w:sz w:val="15"/>
-          <w:szCs w:val="15"/>
-          <w:lang w:eastAsia="zh-CN"/>
-        </w:rPr>
-        <w:t xml:space="preserve"> </w:t>
-      </w:r>
-      <w:r>
-        <w:rPr>
-          <w:rFonts w:ascii="等线" w:eastAsia="等线" w:hAnsi="等线" w:hint="eastAsia"/>
           <w:spacing w:val="-3"/>
           <w:sz w:val="15"/>
           <w:szCs w:val="15"/>
@@ -51478,15 +51286,6 @@
       <w:r>
         <w:rPr>
           <w:rFonts w:ascii="等线" w:eastAsia="等线" w:hAnsi="等线" w:hint="eastAsia"/>
-          <w:sz w:val="15"/>
-          <w:szCs w:val="15"/>
-          <w:lang w:eastAsia="zh-CN"/>
-        </w:rPr>
-        <w:t xml:space="preserve"> </w:t>
-      </w:r>
-      <w:r>
-        <w:rPr>
-          <w:rFonts w:ascii="等线" w:eastAsia="等线" w:hAnsi="等线" w:hint="eastAsia"/>
           <w:spacing w:val="1"/>
           <w:sz w:val="15"/>
           <w:szCs w:val="15"/>
@@ -51505,16 +51304,6 @@
       <w:r>
         <w:rPr>
           <w:rFonts w:ascii="等线" w:eastAsia="等线" w:hAnsi="等线" w:hint="eastAsia"/>
-          <w:spacing w:val="6"/>
-          <w:sz w:val="15"/>
-          <w:szCs w:val="15"/>
-          <w:lang w:eastAsia="zh-CN"/>
-        </w:rPr>
-        <w:t xml:space="preserve"> </w:t>
-      </w:r>
-      <w:r>
-        <w:rPr>
-          <w:rFonts w:ascii="等线" w:eastAsia="等线" w:hAnsi="等线" w:hint="eastAsia"/>
           <w:spacing w:val="8"/>
           <w:sz w:val="15"/>
           <w:szCs w:val="15"/>
@@ -51751,7 +51540,7 @@
           <w:szCs w:val="15"/>
           <w:lang w:eastAsia="zh-CN"/>
         </w:rPr>
-        <w:t>①首要的评估依据， 是项目基准。</w:t>
+        <w:t>①首要的评估依据，是项目基准。</w:t>
       </w:r>
     </w:p>
     <w:p>
@@ -52766,15 +52555,6 @@
       <w:r>
         <w:rPr>
           <w:rFonts w:ascii="等线" w:eastAsia="等线" w:hAnsi="等线" w:hint="eastAsia"/>
-          <w:sz w:val="15"/>
-          <w:szCs w:val="15"/>
-          <w:lang w:eastAsia="zh-CN"/>
-        </w:rPr>
-        <w:t xml:space="preserve"> </w:t>
-      </w:r>
-      <w:r>
-        <w:rPr>
-          <w:rFonts w:ascii="等线" w:eastAsia="等线" w:hAnsi="等线" w:hint="eastAsia"/>
           <w:spacing w:val="1"/>
           <w:sz w:val="15"/>
           <w:szCs w:val="15"/>
@@ -53146,7 +52926,7 @@
           <w:szCs w:val="15"/>
           <w:lang w:eastAsia="zh-CN"/>
         </w:rPr>
-        <w:t>消极风险或威胁：规避，转移，减轻， 接受；</w:t>
+        <w:t>消极风险或威胁：规避，转移，减轻，接受；</w:t>
       </w:r>
     </w:p>
     <w:p>
@@ -53179,7 +52959,7 @@
           <w:szCs w:val="15"/>
           <w:lang w:eastAsia="zh-CN"/>
         </w:rPr>
-        <w:t>积极风险或机会：开拓，提高，分享， 接受；</w:t>
+        <w:t>积极风险或机会：开拓，提高，分享，接受；</w:t>
       </w:r>
     </w:p>
     <w:p>
@@ -54037,7 +53817,16 @@
           <w:szCs w:val="15"/>
           <w:lang w:eastAsia="zh-CN"/>
         </w:rPr>
-        <w:t xml:space="preserve">各方的责任，可以准备用于保险、服 </w:t>
+        <w:t>各方的责任</w:t>
+      </w:r>
+      <w:r>
+        <w:rPr>
+          <w:rFonts w:ascii="等线" w:eastAsia="等线" w:hAnsi="等线" w:hint="eastAsia"/>
+          <w:sz w:val="15"/>
+          <w:szCs w:val="15"/>
+          <w:lang w:eastAsia="zh-CN"/>
+        </w:rPr>
+        <w:t xml:space="preserve">可以准备用于保险、服 </w:t>
       </w:r>
       <w:r>
         <w:rPr>
@@ -54137,16 +53926,6 @@
       <w:r>
         <w:rPr>
           <w:rFonts w:ascii="等线" w:eastAsia="等线" w:hAnsi="等线" w:hint="eastAsia"/>
-          <w:spacing w:val="17"/>
-          <w:sz w:val="15"/>
-          <w:szCs w:val="15"/>
-          <w:lang w:eastAsia="zh-CN"/>
-        </w:rPr>
-        <w:t xml:space="preserve"> </w:t>
-      </w:r>
-      <w:r>
-        <w:rPr>
-          <w:rFonts w:ascii="等线" w:eastAsia="等线" w:hAnsi="等线" w:hint="eastAsia"/>
           <w:spacing w:val="-4"/>
           <w:sz w:val="15"/>
           <w:szCs w:val="15"/>
@@ -54559,16 +54338,6 @@
       <w:r>
         <w:rPr>
           <w:rFonts w:ascii="等线" w:eastAsia="等线" w:hAnsi="等线" w:hint="eastAsia"/>
-          <w:spacing w:val="11"/>
-          <w:sz w:val="15"/>
-          <w:szCs w:val="15"/>
-          <w:lang w:eastAsia="zh-CN"/>
-        </w:rPr>
-        <w:t xml:space="preserve"> </w:t>
-      </w:r>
-      <w:r>
-        <w:rPr>
-          <w:rFonts w:ascii="等线" w:eastAsia="等线" w:hAnsi="等线" w:hint="eastAsia"/>
           <w:spacing w:val="6"/>
           <w:sz w:val="15"/>
           <w:szCs w:val="15"/>
@@ -55060,7 +54829,7 @@
           <w:szCs w:val="15"/>
           <w:lang w:eastAsia="zh-CN"/>
         </w:rPr>
-        <w:t xml:space="preserve"> 度计划绩效（</w:t>
+        <w:t>度计划绩效（</w:t>
       </w:r>
       <w:r>
         <w:rPr>
@@ -55785,8 +55554,6 @@
           <w:szCs w:val="15"/>
         </w:rPr>
       </w:pPr>
-      <w:bookmarkStart w:id="0" w:name="_GoBack"/>
-      <w:bookmarkEnd w:id="0"/>
     </w:p>
     <w:sectPr>
       <w:pgSz w:w="11906" w:h="16838"/>
